--- a/grwu-react/Cobertura_de_testing_-_GRWU.docx
+++ b/grwu-react/Cobertura_de_testing_-_GRWU.docx
@@ -21,7 +21,7 @@
     </w:p>
     <w:p>
       <w:r>
-        <w:t xml:space="preserve">Elaborado por César (cuentas y compra), con aportes de Matías (catálogo) y Katerine (contenido y gestión). Versión final del 20 de octubre de 2026.</w:t>
+        <w:t xml:space="preserve">Elaborado por César (cuentas y compra), con aportes de Matías (catálogo) y Katerine (contenido y gestión). Versión final del 21 de octubre de 2026.</w:t>
       </w:r>
     </w:p>
     <w:p>
@@ -252,7 +252,7 @@
               <w:spacing w:after="0"/>
             </w:pPr>
             <w:r>
-              <w:t xml:space="preserve">137 / 137</w:t>
+              <w:t xml:space="preserve">143 / 143</w:t>
             </w:r>
           </w:p>
         </w:tc>
@@ -307,7 +307,7 @@
               <w:spacing w:after="0"/>
             </w:pPr>
             <w:r>
-              <w:t xml:space="preserve">0 en 26 corridas de verificación en orden aleatorio</w:t>
+              <w:t xml:space="preserve">0 en 26 corridas de verificación en orden aleatorio (con 137 pruebas) y 0 en la ejecución en Karma (143 pruebas)</w:t>
             </w:r>
           </w:p>
         </w:tc>
@@ -3164,7 +3164,11 @@
               <w:spacing w:after="0"/>
             </w:pPr>
             <w:r>
-              <w:t xml:space="preserve">productosData.spec.js, categoriasData.spec.js, validacionesAdmin.spec.js, productos.spec.jsx, detalleProducto.spec.jsx, adminProductoNuevo.spec.jsx</w:t>
+              <w:rPr>
+                <w:b/>
+                <w:bCs/>
+              </w:rPr>
+              <w:t xml:space="preserve">detalleProducto.spec.jsx</w:t>
             </w:r>
           </w:p>
         </w:tc>
@@ -3190,7 +3194,92 @@
               <w:jc w:val="center"/>
             </w:pPr>
             <w:r>
-              <w:t xml:space="preserve">8 + 5 + 5 + 4 + 2 + 2</w:t>
+              <w:rPr>
+                <w:b/>
+                <w:bCs/>
+              </w:rPr>
+              <w:t xml:space="preserve">8</w:t>
+            </w:r>
+          </w:p>
+        </w:tc>
+        <w:tc>
+          <w:tcPr>
+            <w:tcW w:type="dxa" w:w="5360"/>
+            <w:tcBorders>
+              <w:top w:val="single" w:color="808080" w:sz="4"/>
+              <w:left w:val="single" w:color="808080" w:sz="4"/>
+              <w:bottom w:val="single" w:color="808080" w:sz="4"/>
+              <w:right w:val="single" w:color="808080" w:sz="4"/>
+            </w:tcBorders>
+            <w:tcMar>
+              <w:top w:type="dxa" w:w="60"/>
+              <w:left w:type="dxa" w:w="100"/>
+              <w:bottom w:type="dxa" w:w="60"/>
+              <w:right w:type="dxa" w:w="100"/>
+            </w:tcMar>
+          </w:tcPr>
+          <w:p>
+            <w:pPr>
+              <w:spacing w:after="0"/>
+            </w:pPr>
+            <w:r>
+              <w:t xml:space="preserve">Render del producto y "Producto no encontrado"; rutas de imagen absolutas en /productos/:id (ficha, galería y "También te puede gustar") y en /categorias/:slug; enlaces de género hombre y mujer del home; migración que re-inyecta categorías de género en localStorage sin duplicarlas</w:t>
+            </w:r>
+          </w:p>
+        </w:tc>
+      </w:tr>
+      <w:tr>
+        <w:trPr>
+          <w:cantSplit/>
+        </w:trPr>
+        <w:tc>
+          <w:tcPr>
+            <w:tcW w:type="dxa" w:w="3000"/>
+            <w:tcBorders>
+              <w:top w:val="single" w:color="808080" w:sz="4"/>
+              <w:left w:val="single" w:color="808080" w:sz="4"/>
+              <w:bottom w:val="single" w:color="808080" w:sz="4"/>
+              <w:right w:val="single" w:color="808080" w:sz="4"/>
+            </w:tcBorders>
+            <w:tcMar>
+              <w:top w:type="dxa" w:w="60"/>
+              <w:left w:type="dxa" w:w="100"/>
+              <w:bottom w:type="dxa" w:w="60"/>
+              <w:right w:type="dxa" w:w="100"/>
+            </w:tcMar>
+          </w:tcPr>
+          <w:p>
+            <w:pPr>
+              <w:spacing w:after="0"/>
+            </w:pPr>
+            <w:r>
+              <w:t xml:space="preserve">productosData.spec.js, categoriasData.spec.js, validacionesAdmin.spec.js, productos.spec.jsx, adminProductoNuevo.spec.jsx</w:t>
+            </w:r>
+          </w:p>
+        </w:tc>
+        <w:tc>
+          <w:tcPr>
+            <w:tcW w:type="dxa" w:w="1000"/>
+            <w:tcBorders>
+              <w:top w:val="single" w:color="808080" w:sz="4"/>
+              <w:left w:val="single" w:color="808080" w:sz="4"/>
+              <w:bottom w:val="single" w:color="808080" w:sz="4"/>
+              <w:right w:val="single" w:color="808080" w:sz="4"/>
+            </w:tcBorders>
+            <w:tcMar>
+              <w:top w:type="dxa" w:w="60"/>
+              <w:left w:type="dxa" w:w="100"/>
+              <w:bottom w:type="dxa" w:w="60"/>
+              <w:right w:type="dxa" w:w="100"/>
+            </w:tcMar>
+          </w:tcPr>
+          <w:p>
+            <w:pPr>
+              <w:spacing w:after="0"/>
+              <w:jc w:val="center"/>
+            </w:pPr>
+            <w:r>
+              <w:t xml:space="preserve">8 + 5 + 5 + 4 + 2</w:t>
             </w:r>
           </w:p>
         </w:tc>
@@ -3313,7 +3402,7 @@
           <w:b/>
           <w:bCs/>
         </w:rPr>
-        <w:t xml:space="preserve">Total declarado: 137 pruebas. Total ejecutado: 137.</w:t>
+        <w:t xml:space="preserve">Total declarado: 143 pruebas. Total ejecutado: 143.</w:t>
       </w:r>
     </w:p>
     <w:p>
@@ -4948,7 +5037,7 @@
               <w:spacing w:after="0"/>
             </w:pPr>
             <w:r>
-              <w:t xml:space="preserve">Sin pruebas de vista</w:t>
+              <w:t xml:space="preserve">Parcial (solo Categoría)</w:t>
             </w:r>
           </w:p>
         </w:tc>
@@ -4998,7 +5087,7 @@
               <w:spacing w:after="0"/>
             </w:pPr>
             <w:r>
-              <w:t xml:space="preserve">Pendiente: ver sección 8</w:t>
+              <w:t xml:space="preserve">Pendiente: ver sección 8. Categoría tiene pruebas de regresión de imágenes en detalleProducto.spec.jsx; falta probar el listado filtrado</w:t>
             </w:r>
           </w:p>
         </w:tc>
@@ -5449,7 +5538,7 @@
         <w:t xml:space="preserve">Método.</w:t>
       </w:r>
       <w:r>
-        <w:t xml:space="preserve"> Se ejecutaron las 137 pruebas (Jasmine + jsdom en Node) y se recogió la cobertura con el recolector nativo de V8, sobre el código transformado con Babel conservando los números de línea. Se cuentan las líneas con código (se omiten vacías, comentarios y líneas que solo cierran llaves o paréntesis) y las funciones declaradas. Quedan excluidos </w:t>
+        <w:t xml:space="preserve"> Se ejecutaron las 137 pruebas existentes en ese momento (Jasmine + jsdom en Node; no incluye las 6 pruebas agregadas después en detalleProducto.spec.jsx, por lo que las cifras de esta sección deben volver a medirse) y se recogió la cobertura con el recolector nativo de V8, sobre el código transformado con Babel conservando los números de línea. Se cuentan las líneas con código (se omiten vacías, comentarios y líneas que solo cierran llaves o paréntesis) y las funciones declaradas. Quedan excluidos </w:t>
       </w:r>
       <w:r>
         <w:rPr>
@@ -8164,6 +8253,71 @@
           </w:p>
         </w:tc>
       </w:tr>
+      <w:tr>
+        <w:trPr>
+          <w:cantSplit/>
+        </w:trPr>
+        <w:tc>
+          <w:tcPr>
+            <w:tcW w:type="dxa" w:w="3200"/>
+            <w:tcBorders>
+              <w:top w:val="single" w:color="808080" w:sz="4"/>
+              <w:left w:val="single" w:color="808080" w:sz="4"/>
+              <w:bottom w:val="single" w:color="808080" w:sz="4"/>
+              <w:right w:val="single" w:color="808080" w:sz="4"/>
+            </w:tcBorders>
+            <w:tcMar>
+              <w:top w:type="dxa" w:w="60"/>
+              <w:left w:type="dxa" w:w="100"/>
+              <w:bottom w:type="dxa" w:w="60"/>
+              <w:right w:type="dxa" w:w="100"/>
+            </w:tcMar>
+          </w:tcPr>
+          <w:p>
+            <w:pPr>
+              <w:spacing w:after="0"/>
+            </w:pPr>
+            <w:r>
+              <w:t xml:space="preserve">Pruebas de regresión de DetalleProducto (+6)</w:t>
+            </w:r>
+          </w:p>
+        </w:tc>
+        <w:tc>
+          <w:tcPr>
+            <w:tcW w:type="dxa" w:w="6160"/>
+            <w:tcBorders>
+              <w:top w:val="single" w:color="808080" w:sz="4"/>
+              <w:left w:val="single" w:color="808080" w:sz="4"/>
+              <w:bottom w:val="single" w:color="808080" w:sz="4"/>
+              <w:right w:val="single" w:color="808080" w:sz="4"/>
+            </w:tcBorders>
+            <w:tcMar>
+              <w:top w:type="dxa" w:w="60"/>
+              <w:left w:type="dxa" w:w="100"/>
+              <w:bottom w:type="dxa" w:w="60"/>
+              <w:right w:type="dxa" w:w="100"/>
+            </w:tcMar>
+          </w:tcPr>
+          <w:p>
+            <w:pPr>
+              <w:spacing w:after="0"/>
+            </w:pPr>
+            <w:r>
+              <w:t xml:space="preserve">detalleProducto.spec.jsx pasa de 2 a 8 pruebas (rutas de imagen absolutas, galería, "También te puede gustar", vista de categoría, enlaces de género del home y migración de categorías). Karma (ChromeHeadless): </w:t>
+            </w:r>
+            <w:r>
+              <w:rPr>
+                <w:b/>
+                <w:bCs/>
+              </w:rPr>
+              <w:t xml:space="preserve">Executed 143 of 143 SUCCESS</w:t>
+            </w:r>
+            <w:r>
+              <w:t xml:space="preserve">.</w:t>
+            </w:r>
+          </w:p>
+        </w:tc>
+      </w:tr>
     </w:tbl>
     <w:p>
       <w:pPr>
@@ -8203,7 +8357,7 @@
         <w:t xml:space="preserve">npx karma start karma.conf.cjs --single-run</w:t>
       </w:r>
       <w:r>
-        <w:t xml:space="preserve">. Resultado esperado según la verificación anterior: Executed 137 of 137 SUCCESS.</w:t>
+        <w:t xml:space="preserve">. Resultado obtenido el 21 de octubre de 2026: Executed 143 of 143 SUCCESS (143 pruebas, 0 fallos).</w:t>
       </w:r>
     </w:p>
     <w:p>
@@ -8320,6 +8474,91 @@
       </w:r>
       <w:r>
         <w:t xml:space="preserve">).</w:t>
+      </w:r>
+    </w:p>
+    <w:p>
+      <w:pPr>
+        <w:pStyle w:val="ListParagraph"/>
+        <w:numPr>
+          <w:ilvl w:val="0"/>
+          <w:numId w:val="2"/>
+        </w:numPr>
+      </w:pPr>
+      <w:r>
+        <w:rPr>
+          <w:b/>
+          <w:bCs/>
+        </w:rPr>
+        <w:t xml:space="preserve">Pruebas de regresión de rutas de imagen</w:t>
+      </w:r>
+      <w:r>
+        <w:t xml:space="preserve"> en </w:t>
+      </w:r>
+      <w:r>
+        <w:rPr>
+          <w:rFonts w:ascii="Consolas" w:cs="Consolas" w:eastAsia="Consolas" w:hAnsi="Consolas"/>
+          <w:sz w:val="20"/>
+          <w:szCs w:val="20"/>
+        </w:rPr>
+        <w:t xml:space="preserve">detalleProducto.spec.jsx</w:t>
+      </w:r>
+      <w:r>
+        <w:t xml:space="preserve">: 6 pruebas nuevas (2 en el bloque de </w:t>
+      </w:r>
+      <w:r>
+        <w:rPr>
+          <w:rFonts w:ascii="Consolas" w:cs="Consolas" w:eastAsia="Consolas" w:hAnsi="Consolas"/>
+          <w:sz w:val="20"/>
+          <w:szCs w:val="20"/>
+        </w:rPr>
+        <w:t xml:space="preserve">DetalleProducto</w:t>
+      </w:r>
+      <w:r>
+        <w:t xml:space="preserve"> y 4 de regresión). Verifican que la ficha usa imágenes con ruta absoluta y muestra su galería, que </w:t>
+      </w:r>
+      <w:r>
+        <w:t xml:space="preserve">"También te puede gustar" y </w:t>
+      </w:r>
+      <w:r>
+        <w:rPr>
+          <w:rFonts w:ascii="Consolas" w:cs="Consolas" w:eastAsia="Consolas" w:hAnsi="Consolas"/>
+          <w:sz w:val="20"/>
+          <w:szCs w:val="20"/>
+        </w:rPr>
+        <w:t xml:space="preserve">/categorias/:slug</w:t>
+      </w:r>
+      <w:r>
+        <w:t xml:space="preserve"> no dejan rutas relativas, que el home enlaza las categorías hombre y mujer, y que la migración las re-inyecta sin duplicarlas.</w:t>
+      </w:r>
+    </w:p>
+    <w:p>
+      <w:pPr>
+        <w:pStyle w:val="ListParagraph"/>
+        <w:numPr>
+          <w:ilvl w:val="0"/>
+          <w:numId w:val="2"/>
+        </w:numPr>
+      </w:pPr>
+      <w:r>
+        <w:rPr>
+          <w:b/>
+          <w:bCs/>
+        </w:rPr>
+        <w:t xml:space="preserve">Prueba de eliminarCategoria</w:t>
+      </w:r>
+      <w:r>
+        <w:t xml:space="preserve"> en </w:t>
+      </w:r>
+      <w:r>
+        <w:rPr>
+          <w:rFonts w:ascii="Consolas" w:cs="Consolas" w:eastAsia="Consolas" w:hAnsi="Consolas"/>
+          <w:sz w:val="20"/>
+          <w:szCs w:val="20"/>
+        </w:rPr>
+        <w:t xml:space="preserve">categoriasData.spec.js</w:t>
+      </w:r>
+      <w:r>
+        <w:t xml:space="preserve">: ya no borra la primera categoría de la semilla; crea una categoría temporal, comprueba que existe y luego que se eliminó.</w:t>
       </w:r>
     </w:p>
     <w:p>
@@ -8915,7 +9154,7 @@
               <w:spacing w:after="0"/>
             </w:pPr>
             <w:r>
-              <w:t xml:space="preserve">137 pruebas en 20 archivos (sección 4) que verifican lógica, renderizado, props, estado y eventos (sección 3).</w:t>
+              <w:t xml:space="preserve">143 pruebas en 20 archivos (sección 4) que verifican lógica, renderizado, props, estado y eventos (sección 3).</w:t>
             </w:r>
           </w:p>
         </w:tc>
@@ -9096,7 +9335,7 @@
     </w:p>
     <w:p>
       <w:r>
-        <w:t xml:space="preserve">El proyecto cuenta con un entorno Jasmine y Karma configurado y 137 pruebas, todas con resultado correcto, que cubren la lógica de datos, los validadores, el estado global y los componentes principales, usando mocks para aislar la aleatoriedad, la confirmación del navegador y los callbacks. La cobertura medida es de 63,8 % de líneas y 77,2 % de funciones en todo el frontend, y de 98,5 % y 93,2 % en los módulos de cuentas y compra.</w:t>
+        <w:t xml:space="preserve">El proyecto cuenta con un entorno Jasmine y Karma configurado y 143 pruebas, todas con resultado correcto, que cubren la lógica de datos, los validadores, el estado global y los componentes principales, usando mocks para aislar la aleatoriedad, la confirmación del navegador y los callbacks. La cobertura medida (con las primeras 137 pruebas) es de 63,8 % de líneas y 77,2 % de funciones en todo el frontend, y de 98,5 % y 93,2 % en los módulos de cuentas y compra.</w:t>
       </w:r>
     </w:p>
     <w:p>
